--- a/seo-content/drenazh-uchastka/02-subservices/10-sotok.docx
+++ b/seo-content/drenazh-uchastka/02-subservices/10-sotok.docx
@@ -7,7 +7,7 @@
         <w:pStyle w:val="Heading1"/>
       </w:pPr>
       <w:r>
-        <w:t>?????? ??????? 10 ?????</w:t>
+        <w:t>Дренаж участка 10 соток</w:t>
       </w:r>
     </w:p>
     <w:p>
@@ -37,7 +37,7 @@
         <w:rPr>
           <w:b/>
         </w:rPr>
-        <w:t xml:space="preserve">??????: </w:t>
+        <w:t xml:space="preserve">Шаблон: </w:t>
       </w:r>
       <w:r>
         <w:t>newservicepost.php</w:t>
@@ -51,7 +51,7 @@
         <w:t xml:space="preserve">Intent: </w:t>
       </w:r>
       <w:r>
-        <w:t>????????????: ?????? ??? ???? + ???????????? ????????</w:t>
+        <w:t>Коммерческий: услуга под ключ</w:t>
       </w:r>
     </w:p>
     <w:p>
@@ -59,10 +59,10 @@
         <w:rPr>
           <w:b/>
         </w:rPr>
-        <w:t xml:space="preserve">???????? ???????: </w:t>
+        <w:t xml:space="preserve">Основной кластер: </w:t>
       </w:r>
       <w:r>
-        <w:t>?????? ??????? 10 ?????</w:t>
+        <w:t>дренаж участка 10 соток</w:t>
       </w:r>
     </w:p>
     <w:p>
@@ -70,7 +70,7 @@
         <w:pStyle w:val="Heading2"/>
       </w:pPr>
       <w:r>
-        <w:t>SEO-????</w:t>
+        <w:t>SEO-мета</w:t>
       </w:r>
     </w:p>
     <w:p>
@@ -81,7 +81,7 @@
         <w:t xml:space="preserve">Title: </w:t>
       </w:r>
       <w:r>
-        <w:t>?????? ??????? 10 ?????: ???? ? ????? ? ????????? ? ??????????? ???????</w:t>
+        <w:t>Дренаж участка 10 соток в Ярославле и Ярославской области</w:t>
       </w:r>
     </w:p>
     <w:p>
@@ -92,7 +92,7 @@
         <w:t xml:space="preserve">H1: </w:t>
       </w:r>
       <w:r>
-        <w:t>?????? ??????? 10 ?????: ???? ? ?????</w:t>
+        <w:t>Дренаж участка 10 соток под ключ</w:t>
       </w:r>
     </w:p>
     <w:p>
@@ -103,7 +103,7 @@
         <w:t xml:space="preserve">Description: </w:t>
       </w:r>
       <w:r>
-        <w:t>?????? ??????? 10 ?????: ???? ? ?????. ????? ?? ???????, ?????? ?????, ?????? ??? ???? ? ????????. ???????? ?? ????????? ? ???????.</w:t>
+        <w:t>Дренаж участка 10 соток. Выезд на участок, расчет сметы, монтаж под ключ и гарантия.</w:t>
       </w:r>
     </w:p>
     <w:p>
@@ -111,7 +111,7 @@
         <w:pStyle w:val="Heading2"/>
       </w:pPr>
       <w:r>
-        <w:t>????????? ??????? (3-6)</w:t>
+        <w:t>Вторичные запросы (3-6)</w:t>
       </w:r>
     </w:p>
     <w:p>
@@ -119,7 +119,7 @@
         <w:pStyle w:val="ListBullet"/>
       </w:pPr>
       <w:r>
-        <w:t>?????? ??????? ????</w:t>
+        <w:t>дренаж участка цена</w:t>
       </w:r>
     </w:p>
     <w:p>
@@ -127,7 +127,7 @@
         <w:pStyle w:val="ListBullet"/>
       </w:pPr>
       <w:r>
-        <w:t>?????? ??????? ??? ????</w:t>
+        <w:t>дренаж участка под ключ</w:t>
       </w:r>
     </w:p>
     <w:p>
@@ -135,7 +135,7 @@
         <w:pStyle w:val="ListBullet"/>
       </w:pPr>
       <w:r>
-        <w:t>?????? ??????? ?? ???????</w:t>
+        <w:t>монтаж дренажа на участке</w:t>
       </w:r>
     </w:p>
     <w:p>
@@ -143,7 +143,7 @@
         <w:pStyle w:val="ListBullet"/>
       </w:pPr>
       <w:r>
-        <w:t>????????? ??????? ???????</w:t>
+        <w:t>стоимость дренажа участка</w:t>
       </w:r>
     </w:p>
     <w:p>
@@ -151,7 +151,7 @@
         <w:pStyle w:val="Heading2"/>
       </w:pPr>
       <w:r>
-        <w:t>????? ??? newservicepost (ns87_*)</w:t>
+        <w:t>Блоки под newservicepost (ns87_*)</w:t>
       </w:r>
     </w:p>
     <w:p>
@@ -162,7 +162,7 @@
         <w:t xml:space="preserve">ns87_hero_title: </w:t>
       </w:r>
       <w:r>
-        <w:t>?????? ??????? 10 ?????: ???? ? ?????</w:t>
+        <w:t>Дренаж участка 10 соток под ключ</w:t>
       </w:r>
     </w:p>
     <w:p>
@@ -173,51 +173,7 @@
         <w:t xml:space="preserve">ns87_hero_subtitle: </w:t>
       </w:r>
       <w:r>
-        <w:t>??????????? ??????? ??? ?????? ??????? ? ????????? ? ????????? ?? ????????.</w:t>
-      </w:r>
-    </w:p>
-    <w:p>
-      <w:r>
-        <w:rPr>
-          <w:b/>
-        </w:rPr>
-        <w:t xml:space="preserve">ns87_hero_btn_primary_text: </w:t>
-      </w:r>
-      <w:r>
-        <w:t>?????????? ?????????</w:t>
-      </w:r>
-    </w:p>
-    <w:p>
-      <w:r>
-        <w:rPr>
-          <w:b/>
-        </w:rPr>
-        <w:t xml:space="preserve">ns87_hero_btn_primary_url: </w:t>
-      </w:r>
-      <w:r>
-        <w:t>#calc</w:t>
-      </w:r>
-    </w:p>
-    <w:p>
-      <w:r>
-        <w:rPr>
-          <w:b/>
-        </w:rPr>
-        <w:t xml:space="preserve">ns87_hero_btn_secondary_text: </w:t>
-      </w:r>
-      <w:r>
-        <w:t>?????????? ????????????</w:t>
-      </w:r>
-    </w:p>
-    <w:p>
-      <w:r>
-        <w:rPr>
-          <w:b/>
-        </w:rPr>
-        <w:t xml:space="preserve">ns87_hero_btn_secondary_url: </w:t>
-      </w:r>
-      <w:r>
-        <w:t>#popup</w:t>
+        <w:t>Подбираем схему под задачу участка и монтируем с гарантией.</w:t>
       </w:r>
     </w:p>
     <w:p>
@@ -228,29 +184,7 @@
         <w:t xml:space="preserve">ns87_problem_title: </w:t>
       </w:r>
       <w:r>
-        <w:t>? ?????? ?????????? ?????? ????????</w:t>
-      </w:r>
-    </w:p>
-    <w:p>
-      <w:r>
-        <w:rPr>
-          <w:b/>
-        </w:rPr>
-        <w:t xml:space="preserve">ns87_problem_text: </w:t>
-      </w:r>
-      <w:r>
-        <w:t>??????? ???????? ??????? ??? ??????? ??????? 10 ?????.</w:t>
-      </w:r>
-    </w:p>
-    <w:p>
-      <w:r>
-        <w:rPr>
-          <w:b/>
-        </w:rPr>
-        <w:t xml:space="preserve">ns87_problem_items: </w:t>
-      </w:r>
-      <w:r>
-        <w:t>???? ????? ?????; ????? ??????; ?????????????? ??????</w:t>
+        <w:t>Типовые проблемы участка</w:t>
       </w:r>
     </w:p>
     <w:p>
@@ -261,29 +195,7 @@
         <w:t xml:space="preserve">ns87_solution_title: </w:t>
       </w:r>
       <w:r>
-        <w:t>??? ?????? ??????</w:t>
-      </w:r>
-    </w:p>
-    <w:p>
-      <w:r>
-        <w:rPr>
-          <w:b/>
-        </w:rPr>
-        <w:t xml:space="preserve">ns87_solution_text: </w:t>
-      </w:r>
-      <w:r>
-        <w:t>????????? ????? ???????, ???????????? ??????? ? ?????, ????????? ?????? ? ???????? ?????????????????.</w:t>
-      </w:r>
-    </w:p>
-    <w:p>
-      <w:r>
-        <w:rPr>
-          <w:b/>
-        </w:rPr>
-        <w:t xml:space="preserve">ns87_solution_points: </w:t>
-      </w:r>
-      <w:r>
-        <w:t>?????? ???????; ??????? ?????; ?????? ??? ????; ????????</w:t>
+        <w:t>Как решаем задачу</w:t>
       </w:r>
     </w:p>
     <w:p>
@@ -294,51 +206,7 @@
         <w:t xml:space="preserve">ns87_prices_title: </w:t>
       </w:r>
       <w:r>
-        <w:t>????????? ?????</w:t>
-      </w:r>
-    </w:p>
-    <w:p>
-      <w:r>
-        <w:rPr>
-          <w:b/>
-        </w:rPr>
-        <w:t xml:space="preserve">ns87_price_rows: </w:t>
-      </w:r>
-      <w:r>
-        <w:t>??????? ?????? ?? 2800 ?/?; ??????????? ?????? ?? 4500 ?/?; ??????? ?? 25000 ?</w:t>
-      </w:r>
-    </w:p>
-    <w:p>
-      <w:r>
-        <w:rPr>
-          <w:b/>
-        </w:rPr>
-        <w:t xml:space="preserve">ns87_estimate_title: </w:t>
-      </w:r>
-      <w:r>
-        <w:t>?????? ?????</w:t>
-      </w:r>
-    </w:p>
-    <w:p>
-      <w:r>
-        <w:rPr>
-          <w:b/>
-        </w:rPr>
-        <w:t xml:space="preserve">ns87_estimate_items: </w:t>
-      </w:r>
-      <w:r>
-        <w:t>?????????; ???????? ??????; ??????; ???? ? ????????</w:t>
-      </w:r>
-    </w:p>
-    <w:p>
-      <w:r>
-        <w:rPr>
-          <w:b/>
-        </w:rPr>
-        <w:t xml:space="preserve">ns87_estimate_total: </w:t>
-      </w:r>
-      <w:r>
-        <w:t>?????: ?????????????? ????? ???????</w:t>
+        <w:t>Стоимость работ</w:t>
       </w:r>
     </w:p>
     <w:p>
@@ -349,18 +217,7 @@
         <w:t xml:space="preserve">ns87_faq_title: </w:t>
       </w:r>
       <w:r>
-        <w:t>??????? ?? ??????</w:t>
-      </w:r>
-    </w:p>
-    <w:p>
-      <w:r>
-        <w:rPr>
-          <w:b/>
-        </w:rPr>
-        <w:t xml:space="preserve">ns87_faq_items: </w:t>
-      </w:r>
-      <w:r>
-        <w:t>?????; ????????; ??? ?????? ? ????</w:t>
+        <w:t>Вопросы по услуге</w:t>
       </w:r>
     </w:p>
     <w:p>
@@ -368,7 +225,7 @@
         <w:pStyle w:val="Heading2"/>
       </w:pPr>
       <w:r>
-        <w:t>???????????? (???????? ? ?????/FAQ)</w:t>
+        <w:t>Перелинковка</w:t>
       </w:r>
     </w:p>
     <w:p>
@@ -416,10 +273,10 @@
         <w:rPr>
           <w:b/>
         </w:rPr>
-        <w:t xml:space="preserve">???????? CTA: </w:t>
+        <w:t xml:space="preserve">Основной CTA: </w:t>
       </w:r>
       <w:r>
-        <w:t>???????? ??????, ????? ???????? ?????? ? ??????? ??????? ?????? ??? ??? ???????.</w:t>
+        <w:t>Оставьте заявку, чтобы получить расчет и рабочее решение под ваш участок.</w:t>
       </w:r>
     </w:p>
     <w:sectPr>

--- a/seo-content/drenazh-uchastka/02-subservices/10-sotok.docx
+++ b/seo-content/drenazh-uchastka/02-subservices/10-sotok.docx
@@ -48,21 +48,10 @@
         <w:rPr>
           <w:b/>
         </w:rPr>
-        <w:t xml:space="preserve">Intent: </w:t>
+        <w:t xml:space="preserve">Интент: </w:t>
       </w:r>
       <w:r>
-        <w:t>Коммерческий: услуга под ключ</w:t>
-      </w:r>
-    </w:p>
-    <w:p>
-      <w:r>
-        <w:rPr>
-          <w:b/>
-        </w:rPr>
-        <w:t xml:space="preserve">Основной кластер: </w:t>
-      </w:r>
-      <w:r>
-        <w:t>дренаж участка 10 соток</w:t>
+        <w:t>Коммерческий запрос на расчет дренажа для типовой площади 10 соток</w:t>
       </w:r>
     </w:p>
     <w:p>
@@ -81,7 +70,7 @@
         <w:t xml:space="preserve">Title: </w:t>
       </w:r>
       <w:r>
-        <w:t>Дренаж участка 10 соток в Ярославле и Ярославской области</w:t>
+        <w:t>Дренаж участка 10 соток — цена под ключ в Ярославской области</w:t>
       </w:r>
     </w:p>
     <w:p>
@@ -92,7 +81,7 @@
         <w:t xml:space="preserve">H1: </w:t>
       </w:r>
       <w:r>
-        <w:t>Дренаж участка 10 соток под ключ</w:t>
+        <w:t>Дренаж участка 10 соток: цена и схема работ</w:t>
       </w:r>
     </w:p>
     <w:p>
@@ -103,7 +92,7 @@
         <w:t xml:space="preserve">Description: </w:t>
       </w:r>
       <w:r>
-        <w:t>Дренаж участка 10 соток. Выезд на участок, расчет сметы, монтаж под ключ и гарантия.</w:t>
+        <w:t>Сколько стоит дренаж участка 10 соток, от чего зависит смета и какие решения применяются на типовых частных участках в Ярославской области.</w:t>
       </w:r>
     </w:p>
     <w:p>
@@ -111,7 +100,7 @@
         <w:pStyle w:val="Heading2"/>
       </w:pPr>
       <w:r>
-        <w:t>Вторичные запросы (3-6)</w:t>
+        <w:t>Кластер запросов</w:t>
       </w:r>
     </w:p>
     <w:p>
@@ -119,7 +108,7 @@
         <w:pStyle w:val="ListBullet"/>
       </w:pPr>
       <w:r>
-        <w:t>дренаж участка цена</w:t>
+        <w:t>дренаж участка 10 соток</w:t>
       </w:r>
     </w:p>
     <w:p>
@@ -127,7 +116,7 @@
         <w:pStyle w:val="ListBullet"/>
       </w:pPr>
       <w:r>
-        <w:t>дренаж участка под ключ</w:t>
+        <w:t>сколько стоит дренаж участка 10 соток</w:t>
       </w:r>
     </w:p>
     <w:p>
@@ -135,15 +124,7 @@
         <w:pStyle w:val="ListBullet"/>
       </w:pPr>
       <w:r>
-        <w:t>монтаж дренажа на участке</w:t>
-      </w:r>
-    </w:p>
-    <w:p>
-      <w:pPr>
-        <w:pStyle w:val="ListBullet"/>
-      </w:pPr>
-      <w:r>
-        <w:t>стоимость дренажа участка</w:t>
+        <w:t>дренаж участка 10 соток расчет</w:t>
       </w:r>
     </w:p>
     <w:p>
@@ -151,7 +132,7 @@
         <w:pStyle w:val="Heading2"/>
       </w:pPr>
       <w:r>
-        <w:t>Блоки под newservicepost (ns87_*)</w:t>
+        <w:t>Hero</w:t>
       </w:r>
     </w:p>
     <w:p>
@@ -173,7 +154,37 @@
         <w:t xml:space="preserve">ns87_hero_subtitle: </w:t>
       </w:r>
       <w:r>
-        <w:t>Подбираем схему под задачу участка и монтируем с гарантией.</w:t>
+        <w:t>Страница для тех, кому нужен понятный ориентир по цене, срокам и составу работ на одной из самых распространенных площадей частного участка.</w:t>
+      </w:r>
+    </w:p>
+    <w:p>
+      <w:r>
+        <w:rPr>
+          <w:b/>
+        </w:rPr>
+        <w:t xml:space="preserve">ns87_hero_btn_primary_text: </w:t>
+      </w:r>
+      <w:r>
+        <w:t>Рассчитать стоимость</w:t>
+      </w:r>
+    </w:p>
+    <w:p>
+      <w:r>
+        <w:rPr>
+          <w:b/>
+        </w:rPr>
+        <w:t xml:space="preserve">ns87_hero_btn_secondary_text: </w:t>
+      </w:r>
+      <w:r>
+        <w:t>Получить консультацию</w:t>
+      </w:r>
+    </w:p>
+    <w:p>
+      <w:pPr>
+        <w:pStyle w:val="Heading2"/>
+      </w:pPr>
+      <w:r>
+        <w:t>Проблема</w:t>
       </w:r>
     </w:p>
     <w:p>
@@ -184,7 +195,50 @@
         <w:t xml:space="preserve">ns87_problem_title: </w:t>
       </w:r>
       <w:r>
-        <w:t>Типовые проблемы участка</w:t>
+        <w:t>Почему 10 соток — это не всегда одна и та же смета</w:t>
+      </w:r>
+    </w:p>
+    <w:p>
+      <w:r>
+        <w:rPr>
+          <w:b/>
+        </w:rPr>
+        <w:t xml:space="preserve">ns87_problem_text: </w:t>
+      </w:r>
+      <w:r>
+        <w:t>Площадь 10 соток удобна для первичного расчета, но бюджет зависит не только от размеров. Один участок может быть ровным и сухим, другой — на глине, с высоким УГВ и домом, который нужно дополнительно защищать по периметру. Поэтому точный расчет всегда завязан на реальные условия.</w:t>
+      </w:r>
+    </w:p>
+    <w:p>
+      <w:pPr>
+        <w:pStyle w:val="ListBullet"/>
+      </w:pPr>
+      <w:r>
+        <w:t>Площадь одинаковая, но длина трасс и количество колодцев могут отличаться существенно.</w:t>
+      </w:r>
+    </w:p>
+    <w:p>
+      <w:pPr>
+        <w:pStyle w:val="ListBullet"/>
+      </w:pPr>
+      <w:r>
+        <w:t>Если участок уже частично благоустроен, монтаж требует более аккуратной схемы.</w:t>
+      </w:r>
+    </w:p>
+    <w:p>
+      <w:pPr>
+        <w:pStyle w:val="ListBullet"/>
+      </w:pPr>
+      <w:r>
+        <w:t>Если есть дом, баня, дорожки и парковка, система становится сложнее, чем просто дренаж свободной площади.</w:t>
+      </w:r>
+    </w:p>
+    <w:p>
+      <w:pPr>
+        <w:pStyle w:val="Heading2"/>
+      </w:pPr>
+      <w:r>
+        <w:t>Решение</w:t>
       </w:r>
     </w:p>
     <w:p>
@@ -195,7 +249,58 @@
         <w:t xml:space="preserve">ns87_solution_title: </w:t>
       </w:r>
       <w:r>
-        <w:t>Как решаем задачу</w:t>
+        <w:t>Что мы предлагаем для участка 10 соток</w:t>
+      </w:r>
+    </w:p>
+    <w:p>
+      <w:r>
+        <w:rPr>
+          <w:b/>
+        </w:rPr>
+        <w:t xml:space="preserve">ns87_solution_text: </w:t>
+      </w:r>
+      <w:r>
+        <w:t>Мы используем эту страницу как удобную точку входа для коммерческого запроса. Здесь можно получить ориентир по стоимости и понять, какие сценарии встречаются чаще всего: базовый поверхностный водоотвод, глубинный дренаж по участку или комбинированная схема с защитой дома.</w:t>
+      </w:r>
+    </w:p>
+    <w:p>
+      <w:pPr>
+        <w:pStyle w:val="ListBullet"/>
+      </w:pPr>
+      <w:r>
+        <w:t>Быстро оцениваем задачу по плану участка и описанию проблемы.</w:t>
+      </w:r>
+    </w:p>
+    <w:p>
+      <w:pPr>
+        <w:pStyle w:val="ListBullet"/>
+      </w:pPr>
+      <w:r>
+        <w:t>Предлагаем 1-2 реальных сценария решения без лишних работ.</w:t>
+      </w:r>
+    </w:p>
+    <w:p>
+      <w:pPr>
+        <w:pStyle w:val="ListBullet"/>
+      </w:pPr>
+      <w:r>
+        <w:t>Показываем пример сметы для типового участка с понятной структурой цены.</w:t>
+      </w:r>
+    </w:p>
+    <w:p>
+      <w:pPr>
+        <w:pStyle w:val="ListBullet"/>
+      </w:pPr>
+      <w:r>
+        <w:t>После осмотра уточняем схему и фиксируем состав работ.</w:t>
+      </w:r>
+    </w:p>
+    <w:p>
+      <w:pPr>
+        <w:pStyle w:val="Heading2"/>
+      </w:pPr>
+      <w:r>
+        <w:t>Цены</w:t>
       </w:r>
     </w:p>
     <w:p>
@@ -206,7 +311,76 @@
         <w:t xml:space="preserve">ns87_prices_title: </w:t>
       </w:r>
       <w:r>
-        <w:t>Стоимость работ</w:t>
+        <w:t>Ориентир по цене для участка 10 соток</w:t>
+      </w:r>
+    </w:p>
+    <w:p>
+      <w:r>
+        <w:t>Базовый поверхностный водоотвод — от 180 000 ₽</w:t>
+      </w:r>
+    </w:p>
+    <w:p>
+      <w:r>
+        <w:t>Комплексный дренаж участка — от 450 000 ₽</w:t>
+      </w:r>
+    </w:p>
+    <w:p>
+      <w:r>
+        <w:t>Система с защитой дома, колодцами и сложным рельефом — рассчитывается по объекту</w:t>
+      </w:r>
+    </w:p>
+    <w:p>
+      <w:r>
+        <w:rPr>
+          <w:b/>
+        </w:rPr>
+        <w:t xml:space="preserve">ns87_estimate_title: </w:t>
+      </w:r>
+      <w:r>
+        <w:t>Что входит в смету для 10 соток</w:t>
+      </w:r>
+    </w:p>
+    <w:p>
+      <w:pPr>
+        <w:pStyle w:val="ListBullet"/>
+      </w:pPr>
+      <w:r>
+        <w:t>Оценка схемы участка и точек скопления воды.</w:t>
+      </w:r>
+    </w:p>
+    <w:p>
+      <w:pPr>
+        <w:pStyle w:val="ListBullet"/>
+      </w:pPr>
+      <w:r>
+        <w:t>Подбор типа дренажа под реальную проблему, а не только под площадь.</w:t>
+      </w:r>
+    </w:p>
+    <w:p>
+      <w:pPr>
+        <w:pStyle w:val="ListBullet"/>
+      </w:pPr>
+      <w:r>
+        <w:t>Монтаж трасс, колодцев и элементов отвода воды.</w:t>
+      </w:r>
+    </w:p>
+    <w:p>
+      <w:r>
+        <w:rPr>
+          <w:b/>
+        </w:rPr>
+        <w:t xml:space="preserve">ns87_estimate_total: </w:t>
+      </w:r>
+      <w:r>
+        <w:t>Финальная смета зависит от дома, рельефа и состава системы</w:t>
+      </w:r>
+    </w:p>
+    <w:p>
+      <w:pPr>
+        <w:pStyle w:val="Heading2"/>
+      </w:pPr>
+      <w:r>
+        <w:t>FAQ</w:t>
       </w:r>
     </w:p>
     <w:p>
@@ -217,7 +391,46 @@
         <w:t xml:space="preserve">ns87_faq_title: </w:t>
       </w:r>
       <w:r>
-        <w:t>Вопросы по услуге</w:t>
+        <w:t>FAQ по дренажу участка 10 соток</w:t>
+      </w:r>
+    </w:p>
+    <w:p>
+      <w:pPr>
+        <w:pStyle w:val="ListBullet"/>
+      </w:pPr>
+      <w:r>
+        <w:t>Сколько стоит дренаж участка 10 соток?</w:t>
+      </w:r>
+    </w:p>
+    <w:p>
+      <w:r>
+        <w:t>Для типового участка без сложных условий ориентир может быть умеренным, но при высоком уровне воды, глине и защите дома бюджет растет. Поэтому мы всегда даем сначала ориентир, а затем точный расчет по объекту.</w:t>
+      </w:r>
+    </w:p>
+    <w:p>
+      <w:pPr>
+        <w:pStyle w:val="ListBullet"/>
+      </w:pPr>
+      <w:r>
+        <w:t>Можно ли сразу назвать цену без выезда?</w:t>
+      </w:r>
+    </w:p>
+    <w:p>
+      <w:r>
+        <w:t>Предварительно — да, особенно если есть план участка, фото и описание проблемы. Но окончательная стоимость определяется после того, как понятна длина трасс, глубина и состав системы.</w:t>
+      </w:r>
+    </w:p>
+    <w:p>
+      <w:pPr>
+        <w:pStyle w:val="ListBullet"/>
+      </w:pPr>
+      <w:r>
+        <w:t>Сколько длится монтаж на 10 сотках?</w:t>
+      </w:r>
+    </w:p>
+    <w:p>
+      <w:r>
+        <w:t>В среднем от нескольких дней до недели, в зависимости от типа дренажа, доступа техники и сложности рельефа. Если объект комбинированный, сроки могут быть больше.</w:t>
       </w:r>
     </w:p>
     <w:p>
@@ -225,7 +438,7 @@
         <w:pStyle w:val="Heading2"/>
       </w:pPr>
       <w:r>
-        <w:t>Перелинковка</w:t>
+        <w:t>Связанные блоки</w:t>
       </w:r>
     </w:p>
     <w:p>
@@ -249,7 +462,7 @@
         <w:pStyle w:val="ListBullet"/>
       </w:pPr>
       <w:r>
-        <w:t>/drenazh-uchastka/glubinnyy/</w:t>
+        <w:t>/drenazh-uchastka/6-sotok/</w:t>
       </w:r>
     </w:p>
     <w:p>
@@ -257,26 +470,12 @@
         <w:pStyle w:val="ListBullet"/>
       </w:pPr>
       <w:r>
-        <w:t>/drenazh-uchastka/poverhnostnyy/</w:t>
-      </w:r>
-    </w:p>
-    <w:p>
-      <w:pPr>
-        <w:pStyle w:val="Heading2"/>
-      </w:pPr>
-      <w:r>
-        <w:t>CTA</w:t>
+        <w:t>/drenazh-uchastka/s-uklonom/</w:t>
       </w:r>
     </w:p>
     <w:p>
       <w:r>
-        <w:rPr>
-          <w:b/>
-        </w:rPr>
-        <w:t xml:space="preserve">Основной CTA: </w:t>
-      </w:r>
-      <w:r>
-        <w:t>Оставьте заявку, чтобы получить расчет и рабочее решение под ваш участок.</w:t>
+        <w:t>Для блока кейсов `selected_real_projects` выбирайте работы, максимально близкие к интенту страницы. Для блока `selected_other_drainage` подберите 3 соседние услуги из кластера дренажа.</w:t>
       </w:r>
     </w:p>
     <w:sectPr>

--- a/seo-content/drenazh-uchastka/02-subservices/10-sotok.docx
+++ b/seo-content/drenazh-uchastka/02-subservices/10-sotok.docx
@@ -454,7 +454,7 @@
         <w:pStyle w:val="ListBullet"/>
       </w:pPr>
       <w:r>
-        <w:t>/drenazh-uchastka/cena/</w:t>
+        <w:t>/cena-drenazha-uchastka/</w:t>
       </w:r>
     </w:p>
     <w:p>
